--- a/pr-preview/pr-163/notation.docx
+++ b/pr-preview/pr-163/notation.docx
@@ -15,7 +15,7 @@
         <w:pStyle w:val="Date"/>
       </w:pPr>
       <w:r>
-        <w:t xml:space="preserve">Last modified: 2026-10-15 01:25:47 (PDT)</w:t>
+        <w:t xml:space="preserve">Last modified: 2026-10-15 08:11:10 (PDT)</w:t>
       </w:r>
     </w:p>
     <w:p>
@@ -1276,7 +1276,7 @@
           <w:b/>
           <w:bCs/>
         </w:rPr>
-        <w:t xml:space="preserve">Definition 2 (Stochastic process)</w:t>
+        <w:t xml:space="preserve">Definition 2 (Stochastic process (random process))</w:t>
       </w:r>
       <w:r>
         <w:t xml:space="preserve"> </w:t>
@@ -1328,7 +1328,17 @@
         <w:t xml:space="preserve"> </w:t>
       </w:r>
       <w:r>
-        <w:t xml:space="preserve">“random process”</w:t>
+        <w:t xml:space="preserve">“</w:t>
+      </w:r>
+      <w:r>
+        <w:rPr>
+          <w:b/>
+          <w:bCs/>
+        </w:rPr>
+        <w:t xml:space="preserve">random process</w:t>
+      </w:r>
+      <w:r>
+        <w:t xml:space="preserve">”</w:t>
       </w:r>
       <w:r>
         <w:t xml:space="preserve"> </w:t>
